--- a/CÔNG TY TNHH TC CABINETRY WHOLESALE/TH HERITAGE CABINETRY_ThayDoiTen_DiaChi/Mẫu số 12_DeNghiThayDoi.docx
+++ b/CÔNG TY TNHH TC CABINETRY WHOLESALE/TH HERITAGE CABINETRY_ThayDoiTen_DiaChi/Mẫu số 12_DeNghiThayDoi.docx
@@ -1,6 +1,6 @@
 
 <file path=word/document.xml><?xml version="1.0" encoding="utf-8"?>
-<w:document xmlns:wpc="http://schemas.microsoft.com/office/word/2010/wordprocessingCanvas" xmlns:cx="http://schemas.microsoft.com/office/drawing/2014/chartex" xmlns:cx1="http://schemas.microsoft.com/office/drawing/2015/9/8/chartex" xmlns:mc="http://schemas.openxmlformats.org/markup-compatibility/2006" xmlns:o="urn:schemas-microsoft-com:office:office" xmlns:r="http://schemas.openxmlformats.org/officeDocument/2006/relationships" xmlns:m="http://schemas.openxmlformats.org/officeDocument/2006/math" xmlns:v="urn:schemas-microsoft-com:vml" xmlns:wp14="http://schemas.microsoft.com/office/word/2010/wordprocessingDrawing" xmlns:wp="http://schemas.openxmlformats.org/drawingml/2006/wordprocessingDrawing" xmlns:w10="urn:schemas-microsoft-com:office:word" xmlns:w="http://schemas.openxmlformats.org/wordprocessingml/2006/main" xmlns:w14="http://schemas.microsoft.com/office/word/2010/wordml" xmlns:w15="http://schemas.microsoft.com/office/word/2012/wordml" xmlns:w16se="http://schemas.microsoft.com/office/word/2015/wordml/symex" xmlns:wpg="http://schemas.microsoft.com/office/word/2010/wordprocessingGroup" xmlns:wpi="http://schemas.microsoft.com/office/word/2010/wordprocessingInk" xmlns:wne="http://schemas.microsoft.com/office/word/2006/wordml" xmlns:wps="http://schemas.microsoft.com/office/word/2010/wordprocessingShape" mc:Ignorable="w14 w15 w16se wp14">
+<w:document xmlns:wpc="http://schemas.microsoft.com/office/word/2010/wordprocessingCanvas" xmlns:cx="http://schemas.microsoft.com/office/drawing/2014/chartex" xmlns:mc="http://schemas.openxmlformats.org/markup-compatibility/2006" xmlns:o="urn:schemas-microsoft-com:office:office" xmlns:r="http://schemas.openxmlformats.org/officeDocument/2006/relationships" xmlns:m="http://schemas.openxmlformats.org/officeDocument/2006/math" xmlns:v="urn:schemas-microsoft-com:vml" xmlns:wp14="http://schemas.microsoft.com/office/word/2010/wordprocessingDrawing" xmlns:wp="http://schemas.openxmlformats.org/drawingml/2006/wordprocessingDrawing" xmlns:w10="urn:schemas-microsoft-com:office:word" xmlns:w="http://schemas.openxmlformats.org/wordprocessingml/2006/main" xmlns:w14="http://schemas.microsoft.com/office/word/2010/wordml" xmlns:w15="http://schemas.microsoft.com/office/word/2012/wordml" xmlns:w16se="http://schemas.microsoft.com/office/word/2015/wordml/symex" xmlns:wpg="http://schemas.microsoft.com/office/word/2010/wordprocessingGroup" xmlns:wpi="http://schemas.microsoft.com/office/word/2010/wordprocessingInk" xmlns:wne="http://schemas.microsoft.com/office/word/2006/wordml" xmlns:wps="http://schemas.microsoft.com/office/word/2010/wordprocessingShape" mc:Ignorable="w14 w15 w16se wp14">
   <w:body>
     <w:p>
       <w:pPr>
@@ -62,12 +62,16 @@
             <w:bookmarkStart w:id="0" w:name="_Hlk201220355"/>
             <w:r>
               <w:rPr>
-                <w:rFonts w:ascii="Times New Roman" w:eastAsia="Calibri" w:hAnsi="Times New Roman" w:cs="Times New Roman"/>
-                <w:sz w:val="28"/>
-                <w:szCs w:val="28"/>
-              </w:rPr>
-              <w:t>CÔNG TY TNHH TH HERITAGE CABINETRY</w:t>
+                <w:rFonts w:ascii="Times New Roman" w:eastAsia="Times New Roman" w:hAnsi="Times New Roman" w:cs="Times New Roman"/>
+                <w:b/>
+                <w:bCs/>
+                <w:sz w:val="24"/>
+                <w:szCs w:val="24"/>
+              </w:rPr>
+              <w:t>CÔNG TY TNHH TC WHOLESALE CABINETRY VIET NAM</w:t>
             </w:r>
+            <w:bookmarkStart w:id="1" w:name="_GoBack"/>
+            <w:bookmarkEnd w:id="1"/>
           </w:p>
         </w:tc>
         <w:tc>
@@ -175,7 +179,7 @@
                     </wp:anchor>
                   </w:drawing>
                 </mc:Choice>
-                <mc:Fallback>
+                <mc:Fallback xmlns:cx1="http://schemas.microsoft.com/office/drawing/2015/9/8/chartex">
                   <w:pict>
                     <v:line w14:anchorId="1D12A4BF" id="Line 159" o:spid="_x0000_s1026" style="position:absolute;z-index:251682816;visibility:visible;mso-wrap-style:square;mso-width-percent:0;mso-height-percent:0;mso-wrap-distance-left:9pt;mso-wrap-distance-top:-3e-5mm;mso-wrap-distance-right:9pt;mso-wrap-distance-bottom:-3e-5mm;mso-position-horizontal:center;mso-position-horizontal-relative:margin;mso-position-vertical:absolute;mso-position-vertical-relative:text;mso-width-percent:0;mso-height-percent:0;mso-width-relative:page;mso-height-relative:page" from="0,15.5pt" to="158.75pt,15.5pt" o:gfxdata="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">
                       <w10:wrap anchorx="margin"/>
@@ -411,7 +415,7 @@
               </wp:anchor>
             </w:drawing>
           </mc:Choice>
-          <mc:Fallback>
+          <mc:Fallback xmlns:cx1="http://schemas.microsoft.com/office/drawing/2015/9/8/chartex">
             <w:pict>
               <v:line w14:anchorId="70E5418D" id="Straight Connector 1" o:spid="_x0000_s1026" style="position:absolute;z-index:251683840;visibility:visible;mso-wrap-style:square;mso-width-percent:0;mso-wrap-distance-left:9pt;mso-wrap-distance-top:0;mso-wrap-distance-right:9pt;mso-wrap-distance-bottom:0;mso-position-horizontal:center;mso-position-horizontal-relative:margin;mso-position-vertical:absolute;mso-position-vertical-relative:text;mso-width-percent:0;mso-width-relative:margin" from="0,66.95pt" to="111.65pt,66.95pt" o:gfxdata="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" strokecolor="windowText" strokeweight=".5pt">
                 <v:stroke joinstyle="miter"/>
@@ -440,7 +444,7 @@
         <w:br/>
         <w:t xml:space="preserve">Đăng ký </w:t>
       </w:r>
-      <w:bookmarkStart w:id="1" w:name="_Hlk174028475"/>
+      <w:bookmarkStart w:id="2" w:name="_Hlk174028475"/>
       <w:r>
         <w:rPr>
           <w:rFonts w:ascii="Times New Roman" w:eastAsia="Calibri" w:hAnsi="Times New Roman" w:cs="Times New Roman"/>
@@ -450,7 +454,7 @@
         </w:rPr>
         <w:t>thay đổi nội dung Giấy chứng nhận đăng ký doanh nghiệp</w:t>
       </w:r>
-      <w:bookmarkEnd w:id="1"/>
+      <w:bookmarkEnd w:id="2"/>
       <w:r>
         <w:rPr>
           <w:rFonts w:ascii="Times New Roman" w:eastAsia="Calibri" w:hAnsi="Times New Roman" w:cs="Times New Roman"/>
@@ -1165,7 +1169,7 @@
           <w:szCs w:val="28"/>
         </w:rPr>
       </w:pPr>
-      <w:bookmarkStart w:id="2" w:name="_Hlk177941427"/>
+      <w:bookmarkStart w:id="3" w:name="_Hlk177941427"/>
       <w:r>
         <w:rPr>
           <w:rFonts w:ascii="Times New Roman" w:eastAsia="Calibri" w:hAnsi="Times New Roman" w:cs="Times New Roman"/>
@@ -1183,9 +1187,9 @@
         </w:rPr>
         <w:t>Doanh nghiệp chọn và kê khai vào trang tương ứng với nội dung đăng ký/</w:t>
       </w:r>
-      <w:bookmarkStart w:id="3" w:name="_Hlk177941461"/>
-    </w:p>
-    <w:bookmarkEnd w:id="3"/>
+      <w:bookmarkStart w:id="4" w:name="_Hlk177941461"/>
+    </w:p>
+    <w:bookmarkEnd w:id="4"/>
     <w:p>
       <w:pPr>
         <w:tabs>
@@ -1217,7 +1221,7 @@
         </w:rPr>
         <w:t>)</w:t>
       </w:r>
-      <w:bookmarkEnd w:id="2"/>
+      <w:bookmarkEnd w:id="3"/>
     </w:p>
     <w:p>
       <w:pPr>
@@ -1299,7 +1303,7 @@
               </wp:anchor>
             </w:drawing>
           </mc:Choice>
-          <mc:Fallback>
+          <mc:Fallback xmlns:cx1="http://schemas.microsoft.com/office/drawing/2015/9/8/chartex">
             <w:pict>
               <v:rect w14:anchorId="150B91A8" id="Rectangle 800" o:spid="_x0000_s1026" style="position:absolute;margin-left:398.8pt;margin-top:62.75pt;width:20.15pt;height:15.95pt;z-index:251665408;visibility:visible;mso-wrap-style:none;mso-width-percent:0;mso-height-percent:0;mso-wrap-distance-left:9pt;mso-wrap-distance-top:0;mso-wrap-distance-right:9pt;mso-wrap-distance-bottom:0;mso-position-horizontal:absolute;mso-position-horizontal-relative:text;mso-position-vertical:absolute;mso-position-vertical-relative:text;mso-width-percent:0;mso-height-percent:0;mso-width-relative:page;mso-height-relative:page;v-text-anchor:middle" o:gfxdata="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" strokeweight=".26mm">
                 <v:stroke endcap="square"/>
@@ -1374,7 +1378,7 @@
               </wp:anchor>
             </w:drawing>
           </mc:Choice>
-          <mc:Fallback>
+          <mc:Fallback xmlns:cx1="http://schemas.microsoft.com/office/drawing/2015/9/8/chartex">
             <w:pict>
               <v:rect w14:anchorId="3C0D0F71" id="Rectangle 826" o:spid="_x0000_s1026" style="position:absolute;margin-left:398.8pt;margin-top:86.4pt;width:20.15pt;height:15.95pt;z-index:251666432;visibility:visible;mso-wrap-style:none;mso-width-percent:0;mso-height-percent:0;mso-wrap-distance-left:9pt;mso-wrap-distance-top:0;mso-wrap-distance-right:9pt;mso-wrap-distance-bottom:0;mso-position-horizontal:absolute;mso-position-horizontal-relative:text;mso-position-vertical:absolute;mso-position-vertical-relative:text;mso-width-percent:0;mso-height-percent:0;mso-width-relative:page;mso-height-relative:page;v-text-anchor:middle" o:gfxdata="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" strokeweight=".26mm">
                 <v:stroke endcap="square"/>
@@ -1884,7 +1888,7 @@
         </w:rPr>
         <w:t xml:space="preserve">- Doanh </w:t>
       </w:r>
-      <w:bookmarkStart w:id="4" w:name="_Hlk177941472"/>
+      <w:bookmarkStart w:id="5" w:name="_Hlk177941472"/>
       <w:r>
         <w:rPr>
           <w:rFonts w:ascii="Times New Roman" w:eastAsia="Calibri" w:hAnsi="Times New Roman" w:cs="Times New Roman"/>
@@ -1916,7 +1920,7 @@
         <w:t xml:space="preserve">              Không</w:t>
       </w:r>
     </w:p>
-    <w:bookmarkEnd w:id="4"/>
+    <w:bookmarkEnd w:id="5"/>
     <w:p>
       <w:pPr>
         <w:spacing w:before="120" w:after="120" w:line="240" w:lineRule="auto"/>
@@ -2006,7 +2010,7 @@
           <w:szCs w:val="28"/>
         </w:rPr>
       </w:pPr>
-      <w:bookmarkStart w:id="5" w:name="_Hlk178553824"/>
+      <w:bookmarkStart w:id="6" w:name="_Hlk178553824"/>
       <w:r>
         <w:rPr>
           <w:rFonts w:ascii="Times New Roman" w:eastAsia="Calibri" w:hAnsi="Times New Roman" w:cs="Times New Roman"/>
@@ -2466,7 +2470,7 @@
         </w:rPr>
         <w:tab/>
       </w:r>
-      <w:bookmarkEnd w:id="5"/>
+      <w:bookmarkEnd w:id="6"/>
     </w:p>
     <w:p>
       <w:pPr>
@@ -2547,18 +2551,31 @@
           <w:szCs w:val="28"/>
           <w:lang w:val="fr-FR"/>
         </w:rPr>
-        <w:t>Doanh nghiệp phải đánh dấu X vào ô vuông tương ứng với khu công nghệ cao nếu nộp hồ sơ tới Ban quản lý khu công nghệ cao)</w:t>
-      </w:r>
-      <w:r>
-        <w:rPr>
-          <w:rFonts w:ascii="Times New Roman" w:eastAsia="Times New Roman" w:hAnsi="Times New Roman" w:cs="Times New Roman"/>
+        <w:t>Doanh nghiệp phải đánh dấu X vào ô vuông tương ứng với khu công nghệ cao nếu nộp hồ sơ tới Ban quản lý khu công nghệ cao</w:t>
+      </w:r>
+      <w:proofErr w:type="gramStart"/>
+      <w:r>
+        <w:rPr>
+          <w:rFonts w:ascii="Times New Roman" w:eastAsia="Times New Roman" w:hAnsi="Times New Roman" w:cs="Times New Roman"/>
+          <w:i/>
           <w:spacing w:val="-4"/>
           <w:sz w:val="28"/>
           <w:szCs w:val="28"/>
           <w:lang w:val="fr-FR"/>
         </w:rPr>
+        <w:t>)</w:t>
+      </w:r>
+      <w:r>
+        <w:rPr>
+          <w:rFonts w:ascii="Times New Roman" w:eastAsia="Times New Roman" w:hAnsi="Times New Roman" w:cs="Times New Roman"/>
+          <w:spacing w:val="-4"/>
+          <w:sz w:val="28"/>
+          <w:szCs w:val="28"/>
+          <w:lang w:val="fr-FR"/>
+        </w:rPr>
         <w:t>:</w:t>
       </w:r>
+      <w:proofErr w:type="gramEnd"/>
     </w:p>
     <w:tbl>
       <w:tblPr>
@@ -3174,8 +3191,8 @@
           <w:lang w:eastAsia="x-none"/>
         </w:rPr>
       </w:pPr>
-      <w:bookmarkStart w:id="6" w:name="_Hlk177941885"/>
-      <w:bookmarkStart w:id="7" w:name="_Hlk177941696"/>
+      <w:bookmarkStart w:id="7" w:name="_Hlk177941885"/>
+      <w:bookmarkStart w:id="8" w:name="_Hlk177941696"/>
     </w:p>
     <w:p>
       <w:pPr>
@@ -3286,7 +3303,7 @@
           <w:szCs w:val="28"/>
         </w:rPr>
       </w:pPr>
-      <w:bookmarkStart w:id="8" w:name="_Hlk177941498"/>
+      <w:bookmarkStart w:id="9" w:name="_Hlk177941498"/>
     </w:p>
     <w:p>
       <w:pPr>
@@ -3356,7 +3373,7 @@
         <w:lastRenderedPageBreak/>
         <w:t xml:space="preserve">ĐĂNG KÝ THAY ĐỔI TÊN </w:t>
       </w:r>
-      <w:bookmarkEnd w:id="8"/>
+      <w:bookmarkEnd w:id="9"/>
       <w:r>
         <w:rPr>
           <w:rFonts w:ascii="Times New Roman" w:eastAsia="Calibri" w:hAnsi="Times New Roman" w:cs="Times New Roman"/>
@@ -3529,8 +3546,8 @@
         <w:t>TH HERITAGE CABINETRY CO., LTD</w:t>
       </w:r>
     </w:p>
-    <w:bookmarkEnd w:id="6"/>
     <w:bookmarkEnd w:id="7"/>
+    <w:bookmarkEnd w:id="8"/>
     <w:p>
       <w:pPr>
         <w:spacing w:before="120" w:after="120" w:line="240" w:lineRule="auto"/>
@@ -3562,8 +3579,6 @@
           <w:lang w:eastAsia="x-none"/>
         </w:rPr>
       </w:pPr>
-      <w:bookmarkStart w:id="9" w:name="_GoBack"/>
-      <w:bookmarkEnd w:id="9"/>
     </w:p>
     <w:p>
       <w:pPr>
@@ -4513,7 +4528,7 @@
 </file>
 
 <file path=word/endnotes.xml><?xml version="1.0" encoding="utf-8"?>
-<w:endnotes xmlns:wpc="http://schemas.microsoft.com/office/word/2010/wordprocessingCanvas" xmlns:cx="http://schemas.microsoft.com/office/drawing/2014/chartex" xmlns:cx1="http://schemas.microsoft.com/office/drawing/2015/9/8/chartex" xmlns:mc="http://schemas.openxmlformats.org/markup-compatibility/2006" xmlns:o="urn:schemas-microsoft-com:office:office" xmlns:r="http://schemas.openxmlformats.org/officeDocument/2006/relationships" xmlns:m="http://schemas.openxmlformats.org/officeDocument/2006/math" xmlns:v="urn:schemas-microsoft-com:vml" xmlns:wp14="http://schemas.microsoft.com/office/word/2010/wordprocessingDrawing" xmlns:wp="http://schemas.openxmlformats.org/drawingml/2006/wordprocessingDrawing" xmlns:w10="urn:schemas-microsoft-com:office:word" xmlns:w="http://schemas.openxmlformats.org/wordprocessingml/2006/main" xmlns:w14="http://schemas.microsoft.com/office/word/2010/wordml" xmlns:w15="http://schemas.microsoft.com/office/word/2012/wordml" xmlns:w16se="http://schemas.microsoft.com/office/word/2015/wordml/symex" xmlns:wpg="http://schemas.microsoft.com/office/word/2010/wordprocessingGroup" xmlns:wpi="http://schemas.microsoft.com/office/word/2010/wordprocessingInk" xmlns:wne="http://schemas.microsoft.com/office/word/2006/wordml" xmlns:wps="http://schemas.microsoft.com/office/word/2010/wordprocessingShape" mc:Ignorable="w14 w15 w16se wp14">
+<w:endnotes xmlns:wpc="http://schemas.microsoft.com/office/word/2010/wordprocessingCanvas" xmlns:cx="http://schemas.microsoft.com/office/drawing/2014/chartex" xmlns:mc="http://schemas.openxmlformats.org/markup-compatibility/2006" xmlns:o="urn:schemas-microsoft-com:office:office" xmlns:r="http://schemas.openxmlformats.org/officeDocument/2006/relationships" xmlns:m="http://schemas.openxmlformats.org/officeDocument/2006/math" xmlns:v="urn:schemas-microsoft-com:vml" xmlns:wp14="http://schemas.microsoft.com/office/word/2010/wordprocessingDrawing" xmlns:wp="http://schemas.openxmlformats.org/drawingml/2006/wordprocessingDrawing" xmlns:w10="urn:schemas-microsoft-com:office:word" xmlns:w="http://schemas.openxmlformats.org/wordprocessingml/2006/main" xmlns:w14="http://schemas.microsoft.com/office/word/2010/wordml" xmlns:w15="http://schemas.microsoft.com/office/word/2012/wordml" xmlns:w16se="http://schemas.microsoft.com/office/word/2015/wordml/symex" xmlns:wpg="http://schemas.microsoft.com/office/word/2010/wordprocessingGroup" xmlns:wpi="http://schemas.microsoft.com/office/word/2010/wordprocessingInk" xmlns:wne="http://schemas.microsoft.com/office/word/2006/wordml" xmlns:wps="http://schemas.microsoft.com/office/word/2010/wordprocessingShape" mc:Ignorable="w14 w15 w16se wp14">
   <w:endnote w:type="separator" w:id="-1">
     <w:p>
       <w:pPr>
@@ -4538,7 +4553,7 @@
 </file>
 
 <file path=word/footnotes.xml><?xml version="1.0" encoding="utf-8"?>
-<w:footnotes xmlns:wpc="http://schemas.microsoft.com/office/word/2010/wordprocessingCanvas" xmlns:cx="http://schemas.microsoft.com/office/drawing/2014/chartex" xmlns:cx1="http://schemas.microsoft.com/office/drawing/2015/9/8/chartex" xmlns:mc="http://schemas.openxmlformats.org/markup-compatibility/2006" xmlns:o="urn:schemas-microsoft-com:office:office" xmlns:r="http://schemas.openxmlformats.org/officeDocument/2006/relationships" xmlns:m="http://schemas.openxmlformats.org/officeDocument/2006/math" xmlns:v="urn:schemas-microsoft-com:vml" xmlns:wp14="http://schemas.microsoft.com/office/word/2010/wordprocessingDrawing" xmlns:wp="http://schemas.openxmlformats.org/drawingml/2006/wordprocessingDrawing" xmlns:w10="urn:schemas-microsoft-com:office:word" xmlns:w="http://schemas.openxmlformats.org/wordprocessingml/2006/main" xmlns:w14="http://schemas.microsoft.com/office/word/2010/wordml" xmlns:w15="http://schemas.microsoft.com/office/word/2012/wordml" xmlns:w16se="http://schemas.microsoft.com/office/word/2015/wordml/symex" xmlns:wpg="http://schemas.microsoft.com/office/word/2010/wordprocessingGroup" xmlns:wpi="http://schemas.microsoft.com/office/word/2010/wordprocessingInk" xmlns:wne="http://schemas.microsoft.com/office/word/2006/wordml" xmlns:wps="http://schemas.microsoft.com/office/word/2010/wordprocessingShape" mc:Ignorable="w14 w15 w16se wp14">
+<w:footnotes xmlns:wpc="http://schemas.microsoft.com/office/word/2010/wordprocessingCanvas" xmlns:cx="http://schemas.microsoft.com/office/drawing/2014/chartex" xmlns:mc="http://schemas.openxmlformats.org/markup-compatibility/2006" xmlns:o="urn:schemas-microsoft-com:office:office" xmlns:r="http://schemas.openxmlformats.org/officeDocument/2006/relationships" xmlns:m="http://schemas.openxmlformats.org/officeDocument/2006/math" xmlns:v="urn:schemas-microsoft-com:vml" xmlns:wp14="http://schemas.microsoft.com/office/word/2010/wordprocessingDrawing" xmlns:wp="http://schemas.openxmlformats.org/drawingml/2006/wordprocessingDrawing" xmlns:w10="urn:schemas-microsoft-com:office:word" xmlns:w="http://schemas.openxmlformats.org/wordprocessingml/2006/main" xmlns:w14="http://schemas.microsoft.com/office/word/2010/wordml" xmlns:w15="http://schemas.microsoft.com/office/word/2012/wordml" xmlns:w16se="http://schemas.microsoft.com/office/word/2015/wordml/symex" xmlns:wpg="http://schemas.microsoft.com/office/word/2010/wordprocessingGroup" xmlns:wpi="http://schemas.microsoft.com/office/word/2010/wordprocessingInk" xmlns:wne="http://schemas.microsoft.com/office/word/2006/wordml" xmlns:wps="http://schemas.microsoft.com/office/word/2010/wordprocessingShape" mc:Ignorable="w14 w15 w16se wp14">
   <w:footnote w:type="separator" w:id="-1">
     <w:p>
       <w:pPr>
@@ -4686,7 +4701,7 @@
 </file>
 
 <file path=word/header1.xml><?xml version="1.0" encoding="utf-8"?>
-<w:hdr xmlns:wpc="http://schemas.microsoft.com/office/word/2010/wordprocessingCanvas" xmlns:cx="http://schemas.microsoft.com/office/drawing/2014/chartex" xmlns:cx1="http://schemas.microsoft.com/office/drawing/2015/9/8/chartex" xmlns:mc="http://schemas.openxmlformats.org/markup-compatibility/2006" xmlns:o="urn:schemas-microsoft-com:office:office" xmlns:r="http://schemas.openxmlformats.org/officeDocument/2006/relationships" xmlns:m="http://schemas.openxmlformats.org/officeDocument/2006/math" xmlns:v="urn:schemas-microsoft-com:vml" xmlns:wp14="http://schemas.microsoft.com/office/word/2010/wordprocessingDrawing" xmlns:wp="http://schemas.openxmlformats.org/drawingml/2006/wordprocessingDrawing" xmlns:w10="urn:schemas-microsoft-com:office:word" xmlns:w="http://schemas.openxmlformats.org/wordprocessingml/2006/main" xmlns:w14="http://schemas.microsoft.com/office/word/2010/wordml" xmlns:w15="http://schemas.microsoft.com/office/word/2012/wordml" xmlns:w16se="http://schemas.microsoft.com/office/word/2015/wordml/symex" xmlns:wpg="http://schemas.microsoft.com/office/word/2010/wordprocessingGroup" xmlns:wpi="http://schemas.microsoft.com/office/word/2010/wordprocessingInk" xmlns:wne="http://schemas.microsoft.com/office/word/2006/wordml" xmlns:wps="http://schemas.microsoft.com/office/word/2010/wordprocessingShape" mc:Ignorable="w14 w15 w16se wp14">
+<w:hdr xmlns:wpc="http://schemas.microsoft.com/office/word/2010/wordprocessingCanvas" xmlns:cx="http://schemas.microsoft.com/office/drawing/2014/chartex" xmlns:mc="http://schemas.openxmlformats.org/markup-compatibility/2006" xmlns:o="urn:schemas-microsoft-com:office:office" xmlns:r="http://schemas.openxmlformats.org/officeDocument/2006/relationships" xmlns:m="http://schemas.openxmlformats.org/officeDocument/2006/math" xmlns:v="urn:schemas-microsoft-com:vml" xmlns:wp14="http://schemas.microsoft.com/office/word/2010/wordprocessingDrawing" xmlns:wp="http://schemas.openxmlformats.org/drawingml/2006/wordprocessingDrawing" xmlns:w10="urn:schemas-microsoft-com:office:word" xmlns:w="http://schemas.openxmlformats.org/wordprocessingml/2006/main" xmlns:w14="http://schemas.microsoft.com/office/word/2010/wordml" xmlns:w15="http://schemas.microsoft.com/office/word/2012/wordml" xmlns:w16se="http://schemas.microsoft.com/office/word/2015/wordml/symex" xmlns:wpg="http://schemas.microsoft.com/office/word/2010/wordprocessingGroup" xmlns:wpi="http://schemas.microsoft.com/office/word/2010/wordprocessingInk" xmlns:wne="http://schemas.microsoft.com/office/word/2006/wordml" xmlns:wps="http://schemas.microsoft.com/office/word/2010/wordprocessingShape" mc:Ignorable="w14 w15 w16se wp14">
   <w:p>
     <w:pPr>
       <w:pStyle w:val="Header"/>
@@ -4697,7 +4712,7 @@
 </file>
 
 <file path=word/numbering.xml><?xml version="1.0" encoding="utf-8"?>
-<w:numbering xmlns:wpc="http://schemas.microsoft.com/office/word/2010/wordprocessingCanvas" xmlns:cx="http://schemas.microsoft.com/office/drawing/2014/chartex" xmlns:cx1="http://schemas.microsoft.com/office/drawing/2015/9/8/chartex" xmlns:mc="http://schemas.openxmlformats.org/markup-compatibility/2006" xmlns:o="urn:schemas-microsoft-com:office:office" xmlns:r="http://schemas.openxmlformats.org/officeDocument/2006/relationships" xmlns:m="http://schemas.openxmlformats.org/officeDocument/2006/math" xmlns:v="urn:schemas-microsoft-com:vml" xmlns:wp14="http://schemas.microsoft.com/office/word/2010/wordprocessingDrawing" xmlns:wp="http://schemas.openxmlformats.org/drawingml/2006/wordprocessingDrawing" xmlns:w10="urn:schemas-microsoft-com:office:word" xmlns:w="http://schemas.openxmlformats.org/wordprocessingml/2006/main" xmlns:w14="http://schemas.microsoft.com/office/word/2010/wordml" xmlns:w15="http://schemas.microsoft.com/office/word/2012/wordml" xmlns:w16se="http://schemas.microsoft.com/office/word/2015/wordml/symex" xmlns:wpg="http://schemas.microsoft.com/office/word/2010/wordprocessingGroup" xmlns:wpi="http://schemas.microsoft.com/office/word/2010/wordprocessingInk" xmlns:wne="http://schemas.microsoft.com/office/word/2006/wordml" xmlns:wps="http://schemas.microsoft.com/office/word/2010/wordprocessingShape" mc:Ignorable="w14 w15 w16se wp14">
+<w:numbering xmlns:wpc="http://schemas.microsoft.com/office/word/2010/wordprocessingCanvas" xmlns:cx="http://schemas.microsoft.com/office/drawing/2014/chartex" xmlns:mc="http://schemas.openxmlformats.org/markup-compatibility/2006" xmlns:o="urn:schemas-microsoft-com:office:office" xmlns:r="http://schemas.openxmlformats.org/officeDocument/2006/relationships" xmlns:m="http://schemas.openxmlformats.org/officeDocument/2006/math" xmlns:v="urn:schemas-microsoft-com:vml" xmlns:wp14="http://schemas.microsoft.com/office/word/2010/wordprocessingDrawing" xmlns:wp="http://schemas.openxmlformats.org/drawingml/2006/wordprocessingDrawing" xmlns:w10="urn:schemas-microsoft-com:office:word" xmlns:w="http://schemas.openxmlformats.org/wordprocessingml/2006/main" xmlns:w14="http://schemas.microsoft.com/office/word/2010/wordml" xmlns:w15="http://schemas.microsoft.com/office/word/2012/wordml" xmlns:w16se="http://schemas.microsoft.com/office/word/2015/wordml/symex" xmlns:wpg="http://schemas.microsoft.com/office/word/2010/wordprocessingGroup" xmlns:wpi="http://schemas.microsoft.com/office/word/2010/wordprocessingInk" xmlns:wne="http://schemas.microsoft.com/office/word/2006/wordml" xmlns:wps="http://schemas.microsoft.com/office/word/2010/wordprocessingShape" mc:Ignorable="w14 w15 w16se wp14">
   <w:abstractNum w:abstractNumId="0" w15:restartNumberingAfterBreak="0">
     <w:nsid w:val="0616378E"/>
     <w:multiLevelType w:val="hybridMultilevel"/>
